--- a/PP-salygos/templates/TSD_LTEN_PASIULYMAS.docx
+++ b/PP-salygos/templates/TSD_LTEN_PASIULYMAS.docx
@@ -293,6 +293,17 @@
               </w:rPr>
               <w:t xml:space="preserve"> </w:t>
             </w:r>
+            <w:r>
+              <w:rPr>
+                <w:rFonts w:ascii="Arial" w:hAnsi="Arial" w:cs="Arial"/>
+                <w:b/>
+                <w:bCs/>
+                <w:color w:val="FF0000"/>
+                <w:sz w:val="20"/>
+                <w:szCs w:val="20"/>
+              </w:rPr>
+              <w:t xml:space="preserve">PREKIŲ / PASLAUGŲ / DARBŲ </w:t>
+            </w:r>
           </w:p>
           <w:p>
             <w:pPr>
@@ -303,17 +314,6 @@
                 <w:szCs w:val="20"/>
               </w:rPr>
             </w:pPr>
-            <w:r>
-              <w:rPr>
-                <w:rFonts w:ascii="Arial" w:hAnsi="Arial" w:cs="Arial"/>
-                <w:b/>
-                <w:bCs/>
-                <w:color w:val="FF0000"/>
-                <w:sz w:val="20"/>
-                <w:szCs w:val="20"/>
-              </w:rPr>
-              <w:t xml:space="preserve">PREKIŲ / PASLAUGŲ / DARBŲ </w:t>
-            </w:r>
             <w:r>
               <w:rPr>
                 <w:rFonts w:ascii="Arial" w:hAnsi="Arial" w:cs="Arial"/>
